--- a/resume/index.docx
+++ b/resume/index.docx
@@ -56,6 +56,72 @@
         <w:pStyle w:val="DefinitionTerm"/>
       </w:pPr>
       <w:r>
+        <w:t xml:space="preserve">2021-Today</w:t>
+      </w:r>
+    </w:p>
+    <w:p>
+      <w:pPr>
+        <w:pStyle w:val="Definition"/>
+      </w:pPr>
+      <w:r>
+        <w:rPr>
+          <w:i/>
+        </w:rPr>
+        <w:t xml:space="preserve">CEO at Redstone Solutions OÜ</w:t>
+      </w:r>
+    </w:p>
+    <w:p>
+      <w:pPr>
+        <w:pStyle w:val="Definition"/>
+      </w:pPr>
+      <w:r>
+        <w:t xml:space="preserve">Real-time and high-availability solutions. Building advanced generative modeling and simulation technologies.</w:t>
+      </w:r>
+    </w:p>
+    <w:p>
+      <w:pPr>
+        <w:pStyle w:val="DefinitionTerm"/>
+      </w:pPr>
+      <w:r>
+        <w:t xml:space="preserve">2020-2021</w:t>
+      </w:r>
+    </w:p>
+    <w:p>
+      <w:pPr>
+        <w:pStyle w:val="Definition"/>
+      </w:pPr>
+      <w:r>
+        <w:rPr>
+          <w:i/>
+        </w:rPr>
+        <w:t xml:space="preserve">ML Consulting</w:t>
+      </w:r>
+    </w:p>
+    <w:p>
+      <w:pPr>
+        <w:pStyle w:val="Definition"/>
+      </w:pPr>
+      <w:r>
+        <w:t xml:space="preserve">Providing machine learning consulting services with a focus on time series forecasting.</w:t>
+      </w:r>
+      <w:r>
+        <w:t xml:space="preserve"> </w:t>
+      </w:r>
+      <w:r>
+        <w:t xml:space="preserve">Expertise includes designing and implementing predictive models using PyTorch, transformers,</w:t>
+      </w:r>
+      <w:r>
+        <w:t xml:space="preserve"> </w:t>
+      </w:r>
+      <w:r>
+        <w:t xml:space="preserve">and recurrent neural network architectures.</w:t>
+      </w:r>
+    </w:p>
+    <w:p>
+      <w:pPr>
+        <w:pStyle w:val="DefinitionTerm"/>
+      </w:pPr>
+      <w:r>
         <w:t xml:space="preserve">2019-2020</w:t>
       </w:r>
     </w:p>
@@ -478,6 +544,43 @@
         <w:pStyle w:val="DefinitionTerm"/>
       </w:pPr>
       <w:r>
+        <w:t xml:space="preserve">Linux kernel</w:t>
+      </w:r>
+    </w:p>
+    <w:p>
+      <w:pPr>
+        <w:pStyle w:val="Compact"/>
+        <w:pStyle w:val="Definition"/>
+      </w:pPr>
+      <w:r>
+        <w:t xml:space="preserve">Contributor to the ext2 filesystem</w:t>
+      </w:r>
+      <w:r>
+        <w:t xml:space="preserve"> </w:t>
+      </w:r>
+      <w:r>
+        <w:t xml:space="preserve">(</w:t>
+      </w:r>
+      <w:hyperlink r:id="rId23">
+        <w:r>
+          <w:rPr>
+            <w:rStyle w:val="Hyperlink"/>
+          </w:rPr>
+          <w:t xml:space="preserve">patch</w:t>
+        </w:r>
+      </w:hyperlink>
+      <w:r>
+        <w:t xml:space="preserve"> </w:t>
+      </w:r>
+      <w:r>
+        <w:t xml:space="preserve">merged in Linux 2.6.33).</w:t>
+      </w:r>
+    </w:p>
+    <w:p>
+      <w:pPr>
+        <w:pStyle w:val="DefinitionTerm"/>
+      </w:pPr>
+      <w:r>
         <w:t xml:space="preserve">C++</w:t>
       </w:r>
     </w:p>
@@ -492,7 +595,7 @@
       <w:r>
         <w:t xml:space="preserve"> </w:t>
       </w:r>
-      <w:hyperlink r:id="rId23">
+      <w:hyperlink r:id="rId24">
         <w:r>
           <w:rPr>
             <w:rStyle w:val="Hyperlink"/>
@@ -529,7 +632,7 @@
       <w:r>
         <w:t xml:space="preserve"> </w:t>
       </w:r>
-      <w:hyperlink r:id="rId24">
+      <w:hyperlink r:id="rId25">
         <w:r>
           <w:rPr>
             <w:rStyle w:val="Hyperlink"/>
@@ -551,11 +654,11 @@
       <w:pPr>
         <w:pStyle w:val="Heading2"/>
       </w:pPr>
-      <w:bookmarkStart w:id="25" w:name="techs-and-stacks"/>
+      <w:bookmarkStart w:id="26" w:name="techs-and-stacks"/>
       <w:r>
         <w:t xml:space="preserve">Techs and Stacks</w:t>
       </w:r>
-      <w:bookmarkEnd w:id="25"/>
+      <w:bookmarkEnd w:id="26"/>
     </w:p>
     <w:p>
       <w:pPr>
@@ -633,11 +736,11 @@
       <w:pPr>
         <w:pStyle w:val="Heading2"/>
       </w:pPr>
-      <w:bookmarkStart w:id="26" w:name="activities-and-interests"/>
+      <w:bookmarkStart w:id="27" w:name="activities-and-interests"/>
       <w:r>
         <w:t xml:space="preserve">Activities and interests</w:t>
       </w:r>
-      <w:bookmarkEnd w:id="26"/>
+      <w:bookmarkEnd w:id="27"/>
     </w:p>
     <w:p>
       <w:pPr>
@@ -685,7 +788,7 @@
         <w:pStyle w:val="BlockText"/>
       </w:pPr>
       <w:r>
-        <w:t xml:space="preserve">jeremy.cochoy@gmail.com • +33 6 43 01 74 02 • years old</w:t>
+        <w:t xml:space="preserve">jeremy.cochoy@gmail.com • +33 6 43 01 74 02 • 36 years old</w:t>
       </w:r>
       <w:r>
         <w:br/>
@@ -702,7 +805,7 @@
       <w:r>
         <w:br/>
       </w:r>
-      <w:hyperlink r:id="rId27">
+      <w:hyperlink r:id="rId28">
         <w:r>
           <w:rPr>
             <w:rStyle w:val="Hyperlink"/>
@@ -719,7 +822,7 @@
       <w:r>
         <w:t xml:space="preserve"> </w:t>
       </w:r>
-      <w:hyperlink r:id="rId28">
+      <w:hyperlink r:id="rId29">
         <w:r>
           <w:rPr>
             <w:rStyle w:val="Hyperlink"/>
@@ -736,7 +839,7 @@
       <w:r>
         <w:t xml:space="preserve"> </w:t>
       </w:r>
-      <w:hyperlink r:id="rId29">
+      <w:hyperlink r:id="rId30">
         <w:r>
           <w:rPr>
             <w:rStyle w:val="Hyperlink"/>
@@ -753,7 +856,7 @@
       <w:r>
         <w:t xml:space="preserve"> </w:t>
       </w:r>
-      <w:hyperlink r:id="rId30">
+      <w:hyperlink r:id="rId31">
         <w:r>
           <w:rPr>
             <w:rStyle w:val="Hyperlink"/>

--- a/resume/index.docx
+++ b/resume/index.docx
@@ -553,49 +553,29 @@
         <w:pStyle w:val="Definition"/>
       </w:pPr>
       <w:r>
-        <w:t xml:space="preserve">Contributor to the ext2 filesystem</w:t>
-      </w:r>
-      <w:r>
-        <w:t xml:space="preserve"> </w:t>
-      </w:r>
-      <w:r>
-        <w:t xml:space="preserve">(</w:t>
+        <w:t xml:space="preserve">Contribution to the ext2 filesystem.</w:t>
+      </w:r>
+    </w:p>
+    <w:p>
+      <w:pPr>
+        <w:pStyle w:val="DefinitionTerm"/>
+      </w:pPr>
+      <w:r>
+        <w:t xml:space="preserve">C++</w:t>
+      </w:r>
+    </w:p>
+    <w:p>
+      <w:pPr>
+        <w:pStyle w:val="Compact"/>
+        <w:pStyle w:val="Definition"/>
+      </w:pPr>
+      <w:r>
+        <w:t xml:space="preserve">Author of</w:t>
+      </w:r>
+      <w:r>
+        <w:t xml:space="preserve"> </w:t>
       </w:r>
       <w:hyperlink r:id="rId23">
-        <w:r>
-          <w:rPr>
-            <w:rStyle w:val="Hyperlink"/>
-          </w:rPr>
-          <w:t xml:space="preserve">patch</w:t>
-        </w:r>
-      </w:hyperlink>
-      <w:r>
-        <w:t xml:space="preserve"> </w:t>
-      </w:r>
-      <w:r>
-        <w:t xml:space="preserve">merged in Linux 2.6.33).</w:t>
-      </w:r>
-    </w:p>
-    <w:p>
-      <w:pPr>
-        <w:pStyle w:val="DefinitionTerm"/>
-      </w:pPr>
-      <w:r>
-        <w:t xml:space="preserve">C++</w:t>
-      </w:r>
-    </w:p>
-    <w:p>
-      <w:pPr>
-        <w:pStyle w:val="Compact"/>
-        <w:pStyle w:val="Definition"/>
-      </w:pPr>
-      <w:r>
-        <w:t xml:space="preserve">Author of</w:t>
-      </w:r>
-      <w:r>
-        <w:t xml:space="preserve"> </w:t>
-      </w:r>
-      <w:hyperlink r:id="rId24">
         <w:r>
           <w:rPr>
             <w:rStyle w:val="Hyperlink"/>
@@ -632,7 +612,7 @@
       <w:r>
         <w:t xml:space="preserve"> </w:t>
       </w:r>
-      <w:hyperlink r:id="rId25">
+      <w:hyperlink r:id="rId24">
         <w:r>
           <w:rPr>
             <w:rStyle w:val="Hyperlink"/>
@@ -654,11 +634,11 @@
       <w:pPr>
         <w:pStyle w:val="Heading2"/>
       </w:pPr>
-      <w:bookmarkStart w:id="26" w:name="techs-and-stacks"/>
+      <w:bookmarkStart w:id="25" w:name="techs-and-stacks"/>
       <w:r>
         <w:t xml:space="preserve">Techs and Stacks</w:t>
       </w:r>
-      <w:bookmarkEnd w:id="26"/>
+      <w:bookmarkEnd w:id="25"/>
     </w:p>
     <w:p>
       <w:pPr>
@@ -736,11 +716,11 @@
       <w:pPr>
         <w:pStyle w:val="Heading2"/>
       </w:pPr>
-      <w:bookmarkStart w:id="27" w:name="activities-and-interests"/>
+      <w:bookmarkStart w:id="26" w:name="activities-and-interests"/>
       <w:r>
         <w:t xml:space="preserve">Activities and interests</w:t>
       </w:r>
-      <w:bookmarkEnd w:id="27"/>
+      <w:bookmarkEnd w:id="26"/>
     </w:p>
     <w:p>
       <w:pPr>
@@ -794,18 +774,24 @@
         <w:br/>
       </w:r>
       <w:r>
-        <w:t xml:space="preserve">43-300 Bielsko-Biala</w:t>
+        <w:t xml:space="preserve">Rua Correia Teles 28 A</w:t>
       </w:r>
       <w:r>
         <w:br/>
       </w:r>
       <w:r>
-        <w:t xml:space="preserve">Poland</w:t>
+        <w:t xml:space="preserve">1350-100 Lisboa</w:t>
       </w:r>
       <w:r>
         <w:br/>
       </w:r>
-      <w:hyperlink r:id="rId28">
+      <w:r>
+        <w:t xml:space="preserve">Portugal</w:t>
+      </w:r>
+      <w:r>
+        <w:br/>
+      </w:r>
+      <w:hyperlink r:id="rId27">
         <w:r>
           <w:rPr>
             <w:rStyle w:val="Hyperlink"/>
@@ -822,7 +808,7 @@
       <w:r>
         <w:t xml:space="preserve"> </w:t>
       </w:r>
-      <w:hyperlink r:id="rId29">
+      <w:hyperlink r:id="rId28">
         <w:r>
           <w:rPr>
             <w:rStyle w:val="Hyperlink"/>
@@ -839,7 +825,7 @@
       <w:r>
         <w:t xml:space="preserve"> </w:t>
       </w:r>
-      <w:hyperlink r:id="rId30">
+      <w:hyperlink r:id="rId29">
         <w:r>
           <w:rPr>
             <w:rStyle w:val="Hyperlink"/>
@@ -856,7 +842,7 @@
       <w:r>
         <w:t xml:space="preserve"> </w:t>
       </w:r>
-      <w:hyperlink r:id="rId31">
+      <w:hyperlink r:id="rId30">
         <w:r>
           <w:rPr>
             <w:rStyle w:val="Hyperlink"/>
